--- a/data/revised_2026-10_full/tracked/v2/Maths/SS3.2_Rotation/Mathematics_Rotation_FinalExplanation_TRACKED.docx
+++ b/data/revised_2026-10_full/tracked/v2/Maths/SS3.2_Rotation/Mathematics_Rotation_FinalExplanation_TRACKED.docx
@@ -957,7 +957,7 @@
               </w:rPr>
               <w:t xml:space="preserve">(a) A </w:t>
             </w:r>
-            <w:del w:id="9001" w:author="Claude (AI) - proposed" w:date="2026-10-15T12:58:18Z">
+            <w:del w:id="9001" w:author="Claude (AI) - proposed" w:date="2026-10-18T00:31:28Z">
               <w:r>
                 <w:rPr>
                   <w:rFonts w:ascii="Arial" w:cs="Arial" w:eastAsia="Arial" w:hAnsi="Arial"/>
@@ -972,7 +972,7 @@
                 <w:delText xml:space="preserve">point</w:delText>
               </w:r>
             </w:del>
-            <w:ins w:id="9002" w:author="Claude (AI) - proposed" w:date="2026-10-15T12:58:18Z">
+            <w:ins w:id="9002" w:author="Claude (AI) - proposed" w:date="2026-10-18T00:31:28Z">
               <w:r>
                 <w:rPr>
                   <w:rFonts w:ascii="Arial" w:cs="Arial" w:eastAsia="Arial" w:hAnsi="Arial"/>
@@ -1000,7 +1000,7 @@
               </w:rPr>
               <w:t xml:space="preserve"> P(2,0)</w:t>
             </w:r>
-            <w:del w:id="9003" w:author="Claude (AI) - proposed" w:date="2026-10-15T12:58:18Z">
+            <w:del w:id="9003" w:author="Claude (AI) - proposed" w:date="2026-10-18T00:31:28Z">
               <w:r>
                 <w:rPr>
                   <w:rFonts w:ascii="Arial" w:cs="Arial" w:eastAsia="Arial" w:hAnsi="Arial"/>
@@ -1028,7 +1028,7 @@
               </w:rPr>
               <w:t xml:space="preserve"> to P'(0,2)</w:t>
             </w:r>
-            <w:del w:id="9004" w:author="Claude (AI) - proposed" w:date="2026-10-15T12:58:18Z">
+            <w:del w:id="9004" w:author="Claude (AI) - proposed" w:date="2026-10-18T00:31:28Z">
               <w:r>
                 <w:rPr>
                   <w:rFonts w:ascii="Arial" w:cs="Arial" w:eastAsia="Arial" w:hAnsi="Arial"/>
@@ -1043,7 +1043,7 @@
                 <w:delText xml:space="preserve"> and</w:delText>
               </w:r>
             </w:del>
-            <w:ins w:id="9005" w:author="Claude (AI) - proposed" w:date="2026-10-15T12:58:18Z">
+            <w:ins w:id="9005" w:author="Claude (AI) - proposed" w:date="2026-10-18T00:31:28Z">
               <w:r>
                 <w:rPr>
                   <w:rFonts w:ascii="Arial" w:cs="Arial" w:eastAsia="Arial" w:hAnsi="Arial"/>
@@ -1071,7 +1071,7 @@
               </w:rPr>
               <w:t xml:space="preserve"> Q(4,0)</w:t>
             </w:r>
-            <w:del w:id="9006" w:author="Claude (AI) - proposed" w:date="2026-10-15T12:58:18Z">
+            <w:del w:id="9006" w:author="Claude (AI) - proposed" w:date="2026-10-18T00:31:28Z">
               <w:r>
                 <w:rPr>
                   <w:rFonts w:ascii="Arial" w:cs="Arial" w:eastAsia="Arial" w:hAnsi="Arial"/>
@@ -1099,7 +1099,7 @@
               </w:rPr>
               <w:t xml:space="preserve"> to Q'(0,4) </w:t>
             </w:r>
-            <w:del w:id="9007" w:author="Claude (AI) - proposed" w:date="2026-10-15T12:58:18Z">
+            <w:del w:id="9007" w:author="Claude (AI) - proposed" w:date="2026-10-18T00:31:28Z">
               <w:r>
                 <w:rPr>
                   <w:rFonts w:ascii="Arial" w:cs="Arial" w:eastAsia="Arial" w:hAnsi="Arial"/>
@@ -1114,7 +1114,7 @@
                 <w:delText xml:space="preserve">by a rotation</w:delText>
               </w:r>
             </w:del>
-            <w:ins w:id="9008" w:author="Claude (AI) - proposed" w:date="2026-10-15T12:58:18Z">
+            <w:ins w:id="9008" w:author="Claude (AI) - proposed" w:date="2026-10-18T00:31:28Z">
               <w:r>
                 <w:rPr>
                   <w:rFonts w:ascii="Arial" w:cs="Arial" w:eastAsia="Arial" w:hAnsi="Arial"/>
@@ -1142,7 +1142,7 @@
               </w:rPr>
               <w:t xml:space="preserve">. Construct the perpendicular bisectors of PP'</w:t>
             </w:r>
-            <w:del w:id="9009" w:author="Claude (AI) - proposed" w:date="2026-10-15T12:58:18Z">
+            <w:del w:id="9009" w:author="Claude (AI) - proposed" w:date="2026-10-18T00:31:28Z">
               <w:r>
                 <w:rPr>
                   <w:rFonts w:ascii="Arial" w:cs="Arial" w:eastAsia="Arial" w:hAnsi="Arial"/>
@@ -1157,7 +1157,7 @@
                 <w:delText xml:space="preserve"> and</w:delText>
               </w:r>
             </w:del>
-            <w:ins w:id="9010" w:author="Claude (AI) - proposed" w:date="2026-10-15T12:58:18Z">
+            <w:ins w:id="9010" w:author="Claude (AI) - proposed" w:date="2026-10-18T00:31:28Z">
               <w:r>
                 <w:rPr>
                   <w:rFonts w:ascii="Arial" w:cs="Arial" w:eastAsia="Arial" w:hAnsi="Arial"/>
@@ -1185,7 +1185,7 @@
               </w:rPr>
               <w:t xml:space="preserve"> QQ' and </w:t>
             </w:r>
-            <w:del w:id="9011" w:author="Claude (AI) - proposed" w:date="2026-10-15T12:58:18Z">
+            <w:del w:id="9011" w:author="Claude (AI) - proposed" w:date="2026-10-18T00:31:28Z">
               <w:r>
                 <w:rPr>
                   <w:rFonts w:ascii="Arial" w:cs="Arial" w:eastAsia="Arial" w:hAnsi="Arial"/>
@@ -1200,7 +1200,7 @@
                 <w:delText xml:space="preserve">compare them. Can you find the centre from these two? Then a third pair, R(3,2) → R'(-2,3), is given. Construct its perpendicular bisector too</w:delText>
               </w:r>
             </w:del>
-            <w:ins w:id="9012" w:author="Claude (AI) - proposed" w:date="2026-10-15T12:58:18Z">
+            <w:ins w:id="9012" w:author="Claude (AI) - proposed" w:date="2026-10-18T00:31:28Z">
               <w:r>
                 <w:rPr>
                   <w:rFonts w:ascii="Arial" w:cs="Arial" w:eastAsia="Arial" w:hAnsi="Arial"/>
@@ -1228,7 +1228,7 @@
               </w:rPr>
               <w:t xml:space="preserve">. Explain what you found about the </w:t>
             </w:r>
-            <w:del w:id="9013" w:author="Claude (AI) - proposed" w:date="2026-10-15T12:58:18Z">
+            <w:del w:id="9013" w:author="Claude (AI) - proposed" w:date="2026-10-18T00:31:28Z">
               <w:r>
                 <w:rPr>
                   <w:rFonts w:ascii="Arial" w:cs="Arial" w:eastAsia="Arial" w:hAnsi="Arial"/>
@@ -1243,7 +1243,7 @@
                 <w:delText xml:space="preserve">bisectors</w:delText>
               </w:r>
             </w:del>
-            <w:ins w:id="9014" w:author="Claude (AI) - proposed" w:date="2026-10-15T12:58:18Z">
+            <w:ins w:id="9014" w:author="Claude (AI) - proposed" w:date="2026-10-18T00:31:28Z">
               <w:r>
                 <w:rPr>
                   <w:rFonts w:ascii="Arial" w:cs="Arial" w:eastAsia="Arial" w:hAnsi="Arial"/>
@@ -1318,10 +1318,10 @@
               <w:spacing w:after="40" w:before="0"/>
               <w:jc w:val="left"/>
               <w:rPr>
-                <w:ins w:id="9016" w:author="Claude (AI) - proposed" w:date="2026-10-15T12:58:18Z"/>
-              </w:rPr>
-            </w:pPr>
-            <w:ins w:id="9015" w:author="Claude (AI) - proposed" w:date="2026-10-15T12:58:18Z">
+                <w:ins w:id="9016" w:author="Claude (AI) - proposed" w:date="2026-10-18T00:31:28Z"/>
+              </w:rPr>
+            </w:pPr>
+            <w:ins w:id="9015" w:author="Claude (AI) - proposed" w:date="2026-10-18T00:31:28Z">
               <w:r>
                 <w:rPr>
                   <w:rFonts w:ascii="Arial" w:cs="Arial" w:eastAsia="Arial" w:hAnsi="Arial"/>
@@ -2185,7 +2185,7 @@
               </w:rPr>
               <w:t xml:space="preserve">(b) Key inquiry question</w:t>
             </w:r>
-            <w:del w:id="9017" w:author="Claude (AI) - proposed" w:date="2026-10-15T12:58:18Z">
+            <w:del w:id="9017" w:author="Claude (AI) - proposed" w:date="2026-10-18T00:31:28Z">
               <w:r>
                 <w:rPr>
                   <w:rFonts w:ascii="Arial" w:cs="Arial" w:eastAsia="Arial" w:hAnsi="Arial"/>
@@ -2200,7 +2200,7 @@
                 <w:delText xml:space="preserve"> 1: How do we use rotation</w:delText>
               </w:r>
             </w:del>
-            <w:ins w:id="9018" w:author="Claude (AI) - proposed" w:date="2026-10-15T12:58:18Z">
+            <w:ins w:id="9018" w:author="Claude (AI) - proposed" w:date="2026-10-18T00:31:28Z">
               <w:r>
                 <w:rPr>
                   <w:rFonts w:ascii="Arial" w:cs="Arial" w:eastAsia="Arial" w:hAnsi="Arial"/>
@@ -2248,7 +2248,7 @@
               </w:rPr>
               <w:t xml:space="preserve">(c) </w:t>
             </w:r>
-            <w:del w:id="9019" w:author="Claude (AI) - proposed" w:date="2026-10-15T12:58:18Z">
+            <w:del w:id="9019" w:author="Claude (AI) - proposed" w:date="2026-10-18T00:31:28Z">
               <w:r>
                 <w:rPr>
                   <w:rFonts w:ascii="Arial" w:cs="Arial" w:eastAsia="Arial" w:hAnsi="Arial"/>
@@ -2263,7 +2263,7 @@
                 <w:delText xml:space="preserve">Key inquiry question 2: Where do we apply rotational symmetry in day-to-day life? Give three examples</w:delText>
               </w:r>
             </w:del>
-            <w:ins w:id="9020" w:author="Claude (AI) - proposed" w:date="2026-10-15T12:58:18Z">
+            <w:ins w:id="9020" w:author="Claude (AI) - proposed" w:date="2026-10-18T00:31:28Z">
               <w:r>
                 <w:rPr>
                   <w:rFonts w:ascii="Arial" w:cs="Arial" w:eastAsia="Arial" w:hAnsi="Arial"/>
@@ -2602,7 +2602,7 @@
               <w:spacing w:after="40" w:before="0"/>
               <w:jc w:val="left"/>
             </w:pPr>
-            <w:ins w:id="9021" w:author="Claude (AI) - proposed" w:date="2026-10-15T12:58:18Z">
+            <w:ins w:id="9021" w:author="Claude (AI) - proposed" w:date="2026-10-18T00:31:28Z">
               <w:r>
                 <w:rPr>
                   <w:rFonts w:ascii="Arial" w:cs="Arial" w:eastAsia="Arial" w:hAnsi="Arial"/>
@@ -2650,7 +2650,7 @@
               <w:spacing w:after="40" w:before="0"/>
               <w:jc w:val="left"/>
             </w:pPr>
-            <w:ins w:id="9022" w:author="Claude (AI) - proposed" w:date="2026-10-15T12:58:18Z">
+            <w:ins w:id="9022" w:author="Claude (AI) - proposed" w:date="2026-10-18T00:31:28Z">
               <w:r>
                 <w:rPr>
                   <w:rFonts w:ascii="Arial" w:cs="Arial" w:eastAsia="Arial" w:hAnsi="Arial"/>
@@ -2698,7 +2698,7 @@
               <w:spacing w:after="40" w:before="0"/>
               <w:jc w:val="left"/>
             </w:pPr>
-            <w:ins w:id="9023" w:author="Claude (AI) - proposed" w:date="2026-10-15T12:58:18Z">
+            <w:ins w:id="9023" w:author="Claude (AI) - proposed" w:date="2026-10-18T00:31:28Z">
               <w:r>
                 <w:rPr>
                   <w:rFonts w:ascii="Arial" w:cs="Arial" w:eastAsia="Arial" w:hAnsi="Arial"/>
@@ -2781,7 +2781,7 @@
               <w:spacing w:after="40" w:before="0"/>
               <w:jc w:val="left"/>
             </w:pPr>
-            <w:ins w:id="9024" w:author="Claude (AI) - proposed" w:date="2026-10-15T12:58:18Z">
+            <w:ins w:id="9024" w:author="Claude (AI) - proposed" w:date="2026-10-18T00:31:28Z">
               <w:r>
                 <w:rPr>
                   <w:rFonts w:ascii="Arial" w:cs="Arial" w:eastAsia="Arial" w:hAnsi="Arial"/>
@@ -2829,7 +2829,7 @@
               <w:spacing w:after="40" w:before="0"/>
               <w:jc w:val="left"/>
             </w:pPr>
-            <w:ins w:id="9025" w:author="Claude (AI) - proposed" w:date="2026-10-15T12:58:18Z">
+            <w:ins w:id="9025" w:author="Claude (AI) - proposed" w:date="2026-10-18T00:31:28Z">
               <w:r>
                 <w:rPr>
                   <w:rFonts w:ascii="Arial" w:cs="Arial" w:eastAsia="Arial" w:hAnsi="Arial"/>
@@ -2877,7 +2877,7 @@
               <w:spacing w:after="40" w:before="0"/>
               <w:jc w:val="left"/>
             </w:pPr>
-            <w:ins w:id="9026" w:author="Claude (AI) - proposed" w:date="2026-10-15T12:58:18Z">
+            <w:ins w:id="9026" w:author="Claude (AI) - proposed" w:date="2026-10-18T00:31:28Z">
               <w:r>
                 <w:rPr>
                   <w:rFonts w:ascii="Arial" w:cs="Arial" w:eastAsia="Arial" w:hAnsi="Arial"/>
@@ -2940,7 +2940,7 @@
               </w:rPr>
               <w:t xml:space="preserve">Calculations with centre finding, symmetry </w:t>
             </w:r>
-            <w:ins w:id="9027" w:author="Claude (AI) - proposed" w:date="2026-10-15T12:58:18Z">
+            <w:ins w:id="9027" w:author="Claude (AI) - proposed" w:date="2026-10-18T00:31:28Z">
               <w:r>
                 <w:rPr>
                   <w:rFonts w:ascii="Arial" w:cs="Arial" w:eastAsia="Arial" w:hAnsi="Arial"/>
@@ -2988,7 +2988,7 @@
               <w:spacing w:after="40" w:before="0"/>
               <w:jc w:val="left"/>
             </w:pPr>
-            <w:ins w:id="9028" w:author="Claude (AI) - proposed" w:date="2026-10-15T12:58:18Z">
+            <w:ins w:id="9028" w:author="Claude (AI) - proposed" w:date="2026-10-18T00:31:28Z">
               <w:r>
                 <w:rPr>
                   <w:rFonts w:ascii="Arial" w:cs="Arial" w:eastAsia="Arial" w:hAnsi="Arial"/>
@@ -3016,7 +3016,7 @@
               </w:rPr>
               <w:t xml:space="preserve">Explains that the first two bisectors coincide and so give no unique intersection, uses a third bisector to find the centre O(0,0) and +90°, gives correct orders and angles using 360° ÷ order</w:t>
             </w:r>
-            <w:ins w:id="9029" w:author="Claude (AI) - proposed" w:date="2026-10-15T12:58:18Z">
+            <w:ins w:id="9029" w:author="Claude (AI) - proposed" w:date="2026-10-18T00:31:28Z">
               <w:r>
                 <w:rPr>
                   <w:rFonts w:ascii="Arial" w:cs="Arial" w:eastAsia="Arial" w:hAnsi="Arial"/>
@@ -3064,7 +3064,7 @@
               <w:spacing w:after="40" w:before="0"/>
               <w:jc w:val="left"/>
             </w:pPr>
-            <w:ins w:id="9030" w:author="Claude (AI) - proposed" w:date="2026-10-15T12:58:18Z">
+            <w:ins w:id="9030" w:author="Claude (AI) - proposed" w:date="2026-10-18T00:31:28Z">
               <w:r>
                 <w:rPr>
                   <w:rFonts w:ascii="Arial" w:cs="Arial" w:eastAsia="Arial" w:hAnsi="Arial"/>
@@ -3112,7 +3112,7 @@
               <w:spacing w:after="40" w:before="0"/>
               <w:jc w:val="left"/>
             </w:pPr>
-            <w:ins w:id="9031" w:author="Claude (AI) - proposed" w:date="2026-10-15T12:58:18Z">
+            <w:ins w:id="9031" w:author="Claude (AI) - proposed" w:date="2026-10-18T00:31:28Z">
               <w:r>
                 <w:rPr>
                   <w:rFonts w:ascii="Arial" w:cs="Arial" w:eastAsia="Arial" w:hAnsi="Arial"/>
@@ -3140,7 +3140,7 @@
               </w:rPr>
               <w:t xml:space="preserve">Several values are incorrect or missing</w:t>
             </w:r>
-            <w:ins w:id="9032" w:author="Claude (AI) - proposed" w:date="2026-10-15T12:58:18Z">
+            <w:ins w:id="9032" w:author="Claude (AI) - proposed" w:date="2026-10-18T00:31:28Z">
               <w:r>
                 <w:rPr>
                   <w:rFonts w:ascii="Arial" w:cs="Arial" w:eastAsia="Arial" w:hAnsi="Arial"/>
@@ -3223,7 +3223,7 @@
               <w:spacing w:after="40" w:before="0"/>
               <w:jc w:val="left"/>
             </w:pPr>
-            <w:ins w:id="9033" w:author="Claude (AI) - proposed" w:date="2026-10-15T12:58:18Z">
+            <w:ins w:id="9033" w:author="Claude (AI) - proposed" w:date="2026-10-18T00:31:28Z">
               <w:r>
                 <w:rPr>
                   <w:rFonts w:ascii="Arial" w:cs="Arial" w:eastAsia="Arial" w:hAnsi="Arial"/>
@@ -3271,7 +3271,7 @@
               <w:spacing w:after="40" w:before="0"/>
               <w:jc w:val="left"/>
             </w:pPr>
-            <w:ins w:id="9034" w:author="Claude (AI) - proposed" w:date="2026-10-15T12:58:18Z">
+            <w:ins w:id="9034" w:author="Claude (AI) - proposed" w:date="2026-10-18T00:31:28Z">
               <w:r>
                 <w:rPr>
                   <w:rFonts w:ascii="Arial" w:cs="Arial" w:eastAsia="Arial" w:hAnsi="Arial"/>
@@ -3319,7 +3319,7 @@
               <w:spacing w:after="40" w:before="0"/>
               <w:jc w:val="left"/>
             </w:pPr>
-            <w:ins w:id="9035" w:author="Claude (AI) - proposed" w:date="2026-10-15T12:58:18Z">
+            <w:ins w:id="9035" w:author="Claude (AI) - proposed" w:date="2026-10-18T00:31:28Z">
               <w:r>
                 <w:rPr>
                   <w:rFonts w:ascii="Arial" w:cs="Arial" w:eastAsia="Arial" w:hAnsi="Arial"/>
@@ -3402,7 +3402,7 @@
               <w:spacing w:after="40" w:before="0"/>
               <w:jc w:val="left"/>
             </w:pPr>
-            <w:ins w:id="9036" w:author="Claude (AI) - proposed" w:date="2026-10-15T12:58:18Z">
+            <w:ins w:id="9036" w:author="Claude (AI) - proposed" w:date="2026-10-18T00:31:28Z">
               <w:r>
                 <w:rPr>
                   <w:rFonts w:ascii="Arial" w:cs="Arial" w:eastAsia="Arial" w:hAnsi="Arial"/>
@@ -3450,7 +3450,7 @@
               <w:spacing w:after="40" w:before="0"/>
               <w:jc w:val="left"/>
             </w:pPr>
-            <w:ins w:id="9037" w:author="Claude (AI) - proposed" w:date="2026-10-15T12:58:18Z">
+            <w:ins w:id="9037" w:author="Claude (AI) - proposed" w:date="2026-10-18T00:31:28Z">
               <w:r>
                 <w:rPr>
                   <w:rFonts w:ascii="Arial" w:cs="Arial" w:eastAsia="Arial" w:hAnsi="Arial"/>
@@ -3498,7 +3498,7 @@
               <w:spacing w:after="40" w:before="0"/>
               <w:jc w:val="left"/>
             </w:pPr>
-            <w:ins w:id="9038" w:author="Claude (AI) - proposed" w:date="2026-10-15T12:58:18Z">
+            <w:ins w:id="9038" w:author="Claude (AI) - proposed" w:date="2026-10-18T00:31:28Z">
               <w:r>
                 <w:rPr>
                   <w:rFonts w:ascii="Arial" w:cs="Arial" w:eastAsia="Arial" w:hAnsi="Arial"/>
@@ -3648,7 +3648,7 @@
         </w:rPr>
         <w:t xml:space="preserve">© 2026 SeaVuria and ARES. This work is licensed under a </w:t>
       </w:r>
-      <w:hyperlink w:history="1" r:id="rIdsr1spevztz7ckqdg3tni2">
+      <w:hyperlink w:history="1" r:id="rIddhld_breeihcwda47am2c">
         <w:r>
           <w:rPr>
             <w:rFonts w:ascii="Arial" w:cs="Arial" w:eastAsia="Arial" w:hAnsi="Arial"/>
@@ -3668,7 +3668,7 @@
         </w:rPr>
         <w:t xml:space="preserve"> (</w:t>
       </w:r>
-      <w:hyperlink w:history="1" r:id="rIdd1-yhsti-jr1tflhsehsx">
+      <w:hyperlink w:history="1" r:id="rIdtwuyxl4jlz6ykxrpvewbx">
         <w:r>
           <w:rPr>
             <w:rFonts w:ascii="Arial" w:cs="Arial" w:eastAsia="Arial" w:hAnsi="Arial"/>
@@ -3688,7 +3688,7 @@
         </w:rPr>
         <w:t xml:space="preserve">). To view a copy of this license, visit </w:t>
       </w:r>
-      <w:hyperlink w:history="1" r:id="rIdem43rdjlf8y3ejjgnplkr">
+      <w:hyperlink w:history="1" r:id="rIdjmbvkyafxetcmmfgwrvu5">
         <w:r>
           <w:rPr>
             <w:rFonts w:ascii="Arial" w:cs="Arial" w:eastAsia="Arial" w:hAnsi="Arial"/>
